--- a/CU/CU-04.docx
+++ b/CU/CU-04.docx
@@ -267,6 +267,13 @@
                 <w:sz w:val="22"/>
                 <w:szCs w:val="22"/>
               </w:rPr>
+              <w:t>, auxiliar</w:t>
+            </w:r>
+            <w:r>
+              <w:rPr>
+                <w:sz w:val="22"/>
+                <w:szCs w:val="22"/>
+              </w:rPr>
               <w:t xml:space="preserve"> o Usuario administrador</w:t>
             </w:r>
           </w:p>
@@ -1271,7 +1278,7 @@
                 <w:sz w:val="22"/>
                 <w:szCs w:val="22"/>
               </w:rPr>
-              <w:t>2</w:t>
+              <w:t>20</w:t>
             </w:r>
             <w:r>
               <w:rPr>
